--- a/Requisitos_FreqID.docx
+++ b/Requisitos_FreqID.docx
@@ -20,24 +20,127 @@
       </w:r>
     </w:p>
     <w:p>
+      <w:pPr>
+        <w:rPr>
+          <w:lang w:val="pt-BR"/>
+        </w:rPr>
+      </w:pPr>
       <w:r>
-        <w:t xml:space="preserve">O FreqID é um sistema de Automação de Frequência Escolar via Reconhecimento Facial desenvolvido como MVP para a Secretaria Municipal de Educação de Maracanaú. Objetivo SMART: Implementar o registro automatizado de presença em 100% das </w:t>
+        <w:rPr>
+          <w:lang w:val="pt-BR"/>
+        </w:rPr>
+        <w:t xml:space="preserve">O </w:t>
       </w:r>
-      <w:proofErr w:type="spellStart"/>
       <w:r>
-        <w:t>turmas</w:t>
+        <w:rPr>
+          <w:b/>
+          <w:bCs/>
+          <w:lang w:val="pt-BR"/>
+        </w:rPr>
+        <w:t>FreqID</w:t>
       </w:r>
-      <w:proofErr w:type="spellEnd"/>
       <w:r>
-        <w:t xml:space="preserve">, reduzindo o tempo de chamada manual em 90% e garantindo 100% de </w:t>
+        <w:rPr>
+          <w:lang w:val="pt-BR"/>
+        </w:rPr>
+        <w:t xml:space="preserve"> é um sistema de automação de registro de frequência escolar por reconhecimento facial, desenvolvido inicialmente como </w:t>
       </w:r>
-      <w:proofErr w:type="spellStart"/>
       <w:r>
-        <w:t>integridade</w:t>
+        <w:rPr>
+          <w:b/>
+          <w:bCs/>
+          <w:lang w:val="pt-BR"/>
+        </w:rPr>
+        <w:t>MVP</w:t>
       </w:r>
-      <w:proofErr w:type="spellEnd"/>
       <w:r>
-        <w:t xml:space="preserve"> dos dados. O sistema beneficiará professores ao liberar tempo letivo e gestores ao fornecer dados em tempo real sobre a assiduidade estudantil.</w:t>
+        <w:rPr>
+          <w:lang w:val="pt-BR"/>
+        </w:rPr>
+        <w:t xml:space="preserve"> para a Secretaria Municipal de Educação de Maracanaú.</w:t>
+      </w:r>
+    </w:p>
+    <w:p>
+      <w:pPr>
+        <w:rPr>
+          <w:lang w:val="pt-BR"/>
+        </w:rPr>
+      </w:pPr>
+      <w:r>
+        <w:rPr>
+          <w:lang w:val="pt-BR"/>
+        </w:rPr>
+        <w:t xml:space="preserve">Seu objetivo é </w:t>
+      </w:r>
+      <w:r>
+        <w:rPr>
+          <w:b/>
+          <w:bCs/>
+          <w:lang w:val="pt-BR"/>
+        </w:rPr>
+        <w:t>automatizar o registro de presença em sala de aula</w:t>
+      </w:r>
+      <w:r>
+        <w:rPr>
+          <w:lang w:val="pt-BR"/>
+        </w:rPr>
+        <w:t>, reduzindo o tempo gasto com chamadas manuais e aumentando a confiabilidade dos dados de frequência.</w:t>
+      </w:r>
+    </w:p>
+    <w:p>
+      <w:pPr>
+        <w:rPr>
+          <w:lang w:val="pt-BR"/>
+        </w:rPr>
+      </w:pPr>
+      <w:r>
+        <w:rPr>
+          <w:b/>
+          <w:bCs/>
+          <w:lang w:val="pt-BR"/>
+        </w:rPr>
+        <w:t>Objetivo SMART</w:t>
+      </w:r>
+    </w:p>
+    <w:p>
+      <w:pPr>
+        <w:rPr>
+          <w:lang w:val="pt-BR"/>
+        </w:rPr>
+      </w:pPr>
+      <w:r>
+        <w:rPr>
+          <w:lang w:val="pt-BR"/>
+        </w:rPr>
+        <w:t xml:space="preserve">Implementar um sistema de registro automático de presença em </w:t>
+      </w:r>
+      <w:r>
+        <w:rPr>
+          <w:b/>
+          <w:bCs/>
+          <w:lang w:val="pt-BR"/>
+        </w:rPr>
+        <w:t>100% das turmas piloto até o final do período letivo</w:t>
+      </w:r>
+      <w:r>
+        <w:rPr>
+          <w:lang w:val="pt-BR"/>
+        </w:rPr>
+        <w:t xml:space="preserve">, reduzindo o tempo de chamada manual em </w:t>
+      </w:r>
+      <w:r>
+        <w:rPr>
+          <w:b/>
+          <w:bCs/>
+          <w:lang w:val="pt-BR"/>
+        </w:rPr>
+        <w:t>90%</w:t>
+      </w:r>
+      <w:r>
+        <w:rPr>
+          <w:lang w:val="pt-BR"/>
+        </w:rPr>
+        <w:t xml:space="preserve"> e diminuindo inconsistências no registro de frequência escolar.</w:t>
       </w:r>
     </w:p>
     <w:p>
@@ -55,10 +158,10 @@
         <w:tblLook w:val="04A0" w:firstRow="1" w:lastRow="0" w:firstColumn="1" w:lastColumn="0" w:noHBand="0" w:noVBand="1"/>
       </w:tblPr>
       <w:tblGrid>
-        <w:gridCol w:w="2160"/>
-        <w:gridCol w:w="2160"/>
-        <w:gridCol w:w="2160"/>
-        <w:gridCol w:w="2160"/>
+        <w:gridCol w:w="2157"/>
+        <w:gridCol w:w="2157"/>
+        <w:gridCol w:w="2158"/>
+        <w:gridCol w:w="2158"/>
       </w:tblGrid>
       <w:tr>
         <w:tc>
@@ -129,7 +232,7 @@
           </w:tcPr>
           <w:p>
             <w:r>
-              <w:t>Focar no ensino</w:t>
+              <w:t>Dedicar mais tempo ao ensino</w:t>
             </w:r>
           </w:p>
         </w:tc>
@@ -139,21 +242,8 @@
           </w:tcPr>
           <w:p>
             <w:r>
-              <w:t xml:space="preserve">Perde 15min com </w:t>
+              <w:t>Perde 15min com chamadas manuais</w:t>
             </w:r>
-            <w:proofErr w:type="spellStart"/>
-            <w:r>
-              <w:t>chamadas</w:t>
-            </w:r>
-            <w:proofErr w:type="spellEnd"/>
-            <w:r>
-              <w:t xml:space="preserve"> </w:t>
-            </w:r>
-            <w:proofErr w:type="spellStart"/>
-            <w:r>
-              <w:t>manuais</w:t>
-            </w:r>
-            <w:proofErr w:type="spellEnd"/>
           </w:p>
           <w:p/>
         </w:tc>
@@ -174,13 +264,8 @@
             <w:tcW w:w="2160" w:type="dxa"/>
           </w:tcPr>
           <w:p>
-            <w:proofErr w:type="spellStart"/>
             <w:r>
-              <w:t>Gestora</w:t>
-            </w:r>
-            <w:proofErr w:type="spellEnd"/>
-            <w:r>
-              <w:t xml:space="preserve"> </w:t>
+              <w:t xml:space="preserve">Gestora </w:t>
             </w:r>
             <w:r>
               <w:t>SEDUC</w:t>
@@ -193,7 +278,7 @@
           </w:tcPr>
           <w:p>
             <w:r>
-              <w:t>Monitorar evasão</w:t>
+              <w:t>Monitorar frequência e evasão escolar</w:t>
             </w:r>
           </w:p>
         </w:tc>
@@ -202,18 +287,10 @@
             <w:tcW w:w="2160" w:type="dxa"/>
           </w:tcPr>
           <w:p>
-            <w:proofErr w:type="gramStart"/>
             <w:r>
-              <w:t xml:space="preserve">Dados  </w:t>
+              <w:t>Recebe relatórios de frequência atrasados ou inconsistentes.</w:t>
             </w:r>
-            <w:proofErr w:type="spellStart"/>
-            <w:r>
-              <w:t>defasados</w:t>
-            </w:r>
-            <w:proofErr w:type="spellEnd"/>
-            <w:proofErr w:type="gramEnd"/>
           </w:p>
-          <w:p/>
           <w:p/>
         </w:tc>
       </w:tr>
@@ -242,61 +319,101 @@
           <w:tcPr>
             <w:tcW w:w="2160" w:type="dxa"/>
           </w:tcPr>
+          <w:tbl>
+            <w:tblPr>
+              <w:tblW w:w="0" w:type="auto"/>
+              <w:tblCellSpacing w:w="15" w:type="dxa"/>
+              <w:tblCellMar>
+                <w:top w:w="15" w:type="dxa"/>
+                <w:left w:w="15" w:type="dxa"/>
+                <w:bottom w:w="15" w:type="dxa"/>
+                <w:right w:w="15" w:type="dxa"/>
+              </w:tblCellMar>
+              <w:tblLook w:val="04A0" w:firstRow="1" w:lastRow="0" w:firstColumn="1" w:lastColumn="0" w:noHBand="0" w:noVBand="1"/>
+            </w:tblPr>
+            <w:tblGrid>
+              <w:gridCol w:w="96"/>
+            </w:tblGrid>
+            <w:tr>
+              <w:trPr>
+                <w:tblCellSpacing w:w="15" w:type="dxa"/>
+              </w:trPr>
+              <w:tc>
+                <w:tcPr>
+                  <w:tcW w:w="0" w:type="auto"/>
+                  <w:vAlign w:val="center"/>
+                  <w:hideMark/>
+                </w:tcPr>
+                <w:p>
+                  <w:pPr>
+                    <w:spacing w:after="0" w:line="240" w:lineRule="auto"/>
+                    <w:rPr>
+                      <w:lang w:val="pt-BR"/>
+                    </w:rPr>
+                  </w:pPr>
+                </w:p>
+              </w:tc>
+            </w:tr>
+          </w:tbl>
           <w:p>
-            <w:r>
-              <w:t>Entrada rápida</w:t>
-            </w:r>
+            <w:pPr>
+              <w:rPr>
+                <w:vanish/>
+                <w:lang w:val="pt-BR"/>
+              </w:rPr>
+            </w:pPr>
           </w:p>
+          <w:tbl>
+            <w:tblPr>
+              <w:tblW w:w="0" w:type="auto"/>
+              <w:tblCellSpacing w:w="15" w:type="dxa"/>
+              <w:tblCellMar>
+                <w:top w:w="15" w:type="dxa"/>
+                <w:left w:w="15" w:type="dxa"/>
+                <w:bottom w:w="15" w:type="dxa"/>
+                <w:right w:w="15" w:type="dxa"/>
+              </w:tblCellMar>
+              <w:tblLook w:val="04A0" w:firstRow="1" w:lastRow="0" w:firstColumn="1" w:lastColumn="0" w:noHBand="0" w:noVBand="1"/>
+            </w:tblPr>
+            <w:tblGrid>
+              <w:gridCol w:w="1942"/>
+            </w:tblGrid>
+            <w:tr>
+              <w:trPr>
+                <w:tblCellSpacing w:w="15" w:type="dxa"/>
+              </w:trPr>
+              <w:tc>
+                <w:tcPr>
+                  <w:tcW w:w="0" w:type="auto"/>
+                  <w:vAlign w:val="center"/>
+                  <w:hideMark/>
+                </w:tcPr>
+                <w:p>
+                  <w:pPr>
+                    <w:spacing w:after="0" w:line="240" w:lineRule="auto"/>
+                    <w:rPr>
+                      <w:lang w:val="pt-BR"/>
+                    </w:rPr>
+                  </w:pPr>
+                  <w:r>
+                    <w:rPr>
+                      <w:lang w:val="pt-BR"/>
+                    </w:rPr>
+                    <w:t>Entrar rapidamente na sala</w:t>
+                  </w:r>
+                </w:p>
+              </w:tc>
+            </w:tr>
+          </w:tbl>
+          <w:p/>
         </w:tc>
         <w:tc>
           <w:tcPr>
             <w:tcW w:w="2160" w:type="dxa"/>
           </w:tcPr>
           <w:p>
-            <w:proofErr w:type="spellStart"/>
             <w:r>
-              <w:t>Inconsistência</w:t>
-            </w:r>
-            <w:proofErr w:type="spellEnd"/>
-            <w:r>
-              <w:t xml:space="preserve"> </w:t>
-            </w:r>
-            <w:proofErr w:type="spellStart"/>
-            <w:r>
-              <w:t>na</w:t>
-            </w:r>
-            <w:proofErr w:type="spellEnd"/>
-            <w:r>
-              <w:t xml:space="preserve"> </w:t>
-            </w:r>
-            <w:proofErr w:type="spellStart"/>
-            <w:proofErr w:type="gramStart"/>
-            <w:r>
-              <w:t>frequência</w:t>
-            </w:r>
-            <w:proofErr w:type="spellEnd"/>
-            <w:r>
-              <w:t xml:space="preserve"> </w:t>
-            </w:r>
-            <w:r>
-              <w:t xml:space="preserve"> </w:t>
-            </w:r>
-            <w:proofErr w:type="spellStart"/>
-            <w:r>
-              <w:t>por</w:t>
-            </w:r>
-            <w:proofErr w:type="spellEnd"/>
-            <w:proofErr w:type="gramEnd"/>
-            <w:r>
-              <w:t xml:space="preserve"> </w:t>
-            </w:r>
-            <w:proofErr w:type="spellStart"/>
-            <w:r>
-              <w:t>erro</w:t>
-            </w:r>
-            <w:proofErr w:type="spellEnd"/>
-            <w:r>
-              <w:t xml:space="preserve"> manual </w:t>
+              <w:t>Registros de frequência podem conter erros devido ao preenchimento manual da chamada.</w:t>
             </w:r>
           </w:p>
         </w:tc>
@@ -311,55 +428,38 @@
       </w:r>
     </w:p>
     <w:p>
-      <w:proofErr w:type="spellStart"/>
       <w:r>
-        <w:t>Épico</w:t>
+        <w:t xml:space="preserve">Épico: Gestão de </w:t>
       </w:r>
-      <w:proofErr w:type="spellEnd"/>
       <w:r>
-        <w:t xml:space="preserve">: </w:t>
+        <w:t xml:space="preserve">Frequência </w:t>
       </w:r>
-      <w:proofErr w:type="spellStart"/>
       <w:r>
-        <w:t>Gestão</w:t>
-      </w:r>
-      <w:proofErr w:type="spellEnd"/>
-      <w:r>
-        <w:t xml:space="preserve"> de </w:t>
-      </w:r>
-      <w:proofErr w:type="spellStart"/>
-      <w:r>
-        <w:t>Frequência</w:t>
-      </w:r>
-      <w:proofErr w:type="spellEnd"/>
-      <w:r>
-        <w:t xml:space="preserve"> </w:t>
-      </w:r>
-      <w:proofErr w:type="spellStart"/>
-      <w:r>
-        <w:t>Biométrica</w:t>
-      </w:r>
-      <w:proofErr w:type="spellEnd"/>
-      <w:r>
-        <w:t xml:space="preserve"> </w:t>
-      </w:r>
-      <w:proofErr w:type="spellStart"/>
-      <w:r>
-        <w:t>em</w:t>
-      </w:r>
-      <w:proofErr w:type="spellEnd"/>
-      <w:r>
-        <w:t xml:space="preserve"> Tempo Real</w:t>
+        <w:t>Biométrica em Tempo Real</w:t>
       </w:r>
     </w:p>
     <w:p>
       <w:r>
-        <w:t xml:space="preserve">  -&gt; Funcionalidade: Motor de Visão Computacional (Python/MediaPipe)</w:t>
+        <w:t xml:space="preserve">  -&gt; Funcionalidade: </w:t>
+      </w:r>
+      <w:r>
+        <w:t>Captura e identificação facial de alunos</w:t>
       </w:r>
     </w:p>
     <w:p>
       <w:r>
-        <w:t xml:space="preserve">  -&gt; Funcionalidade: Gestão Administrativa (Laravel 12 / PostgreSQL)</w:t>
+        <w:t xml:space="preserve">  -&gt; Funcionalidade: </w:t>
+      </w:r>
+      <w:r>
+        <w:t>Registro automático de presença</w:t>
+      </w:r>
+    </w:p>
+    <w:p>
+      <w:r>
+        <w:t xml:space="preserve">  -&gt; Funcionalidade: </w:t>
+      </w:r>
+      <w:r>
+        <w:t>Gestão administrativa de alunos e turmas</w:t>
       </w:r>
     </w:p>
     <w:p>
@@ -367,6 +467,7 @@
         <w:pStyle w:val="Ttulo1"/>
       </w:pPr>
       <w:r>
+        <w:lastRenderedPageBreak/>
         <w:t>4. User Stories</w:t>
       </w:r>
     </w:p>
@@ -434,7 +535,6 @@
         <w:rPr>
           <w:b/>
         </w:rPr>
-        <w:lastRenderedPageBreak/>
         <w:t xml:space="preserve">US05: Registro Automático: </w:t>
       </w:r>
       <w:r>
@@ -458,9 +558,12 @@
     <w:p>
       <w:pPr>
         <w:pStyle w:val="Ttulo1"/>
+        <w:rPr>
+          <w:u w:val="single"/>
+        </w:rPr>
       </w:pPr>
       <w:r>
-        <w:t>5. Product Backlog Prioritário (MoSCoW)</w:t>
+        <w:t>5. Product Backlog Prioritário</w:t>
       </w:r>
     </w:p>
     <w:p>
@@ -480,7 +583,7 @@
     </w:p>
     <w:p>
       <w:r>
-        <w:t>WON'T: Aplicativo móvel (foco em Totem Web).</w:t>
+        <w:t>WON'T: Aplicativo móvel.</w:t>
       </w:r>
     </w:p>
     <w:p>
@@ -498,9 +601,9 @@
         <w:tblLook w:val="04A0" w:firstRow="1" w:lastRow="0" w:firstColumn="1" w:lastColumn="0" w:noHBand="0" w:noVBand="1"/>
       </w:tblPr>
       <w:tblGrid>
-        <w:gridCol w:w="2880"/>
-        <w:gridCol w:w="2880"/>
-        <w:gridCol w:w="2880"/>
+        <w:gridCol w:w="2876"/>
+        <w:gridCol w:w="2876"/>
+        <w:gridCol w:w="2878"/>
       </w:tblGrid>
       <w:tr>
         <w:tc>
@@ -1448,6 +1551,7 @@
   <w:style w:type="character" w:default="1" w:styleId="Fontepargpadro">
     <w:name w:val="Default Paragraph Font"/>
     <w:uiPriority w:val="1"/>
+    <w:semiHidden/>
     <w:unhideWhenUsed/>
   </w:style>
   <w:style w:type="table" w:default="1" w:styleId="Tabelanormal">
